--- a/downloads/handouts/Unit 01/Handout 01.22 - Careers Card Sort.docx
+++ b/downloads/handouts/Unit 01/Handout 01.22 - Careers Card Sort.docx
@@ -6,9 +6,9 @@
       <w:pPr>
         <w:pStyle w:val="Heading1"/>
       </w:pPr>
-      <w:bookmarkStart w:id="20" w:name="handout-01.22-careers-card-sort"/>
-      <w:r>
-        <w:t xml:space="preserve">Handout 01.22: Careers Card Sort</w:t>
+      <w:bookmarkStart w:id="20" w:name="handout-1.22-careers-card-sort"/>
+      <w:r>
+        <w:t xml:space="preserve">Handout 1.22: Careers Card Sort</w:t>
       </w:r>
       <w:bookmarkEnd w:id="20"/>
     </w:p>

--- a/downloads/handouts/Unit 01/Handout 01.22 - Careers Card Sort.docx
+++ b/downloads/handouts/Unit 01/Handout 01.22 - Careers Card Sort.docx
@@ -35,7 +35,7 @@
         <w:pStyle w:val="FirstParagraph"/>
       </w:pPr>
       <w:r>
-        <w:t xml:space="preserve">Pay ranges are yearly, for the New York area, and every one is to be refreshed before teaching. Your teacher will check them against the Bureau of Labor Statistics and the NYS Department of Labor before you use them for real decisions.</w:t>
+        <w:t xml:space="preserve">Pay ranges are yearly, for the New York area. Your teacher checks them against the Bureau of Labor Statistics and the NYS Department of Labor before you use them for real decisions.</w:t>
       </w:r>
     </w:p>
     <w:tbl>
@@ -766,7 +766,7 @@
         <w:t xml:space="preserve"> </w:t>
       </w:r>
       <w:r>
-        <w:t xml:space="preserve">Write each career under the group it fits. Then name one job in each group that you did a piece of in this unit.</w:t>
+        <w:t xml:space="preserve">Write each career under the group it fits. Then, for each group, name one job where you did a piece of the work in this unit.</w:t>
       </w:r>
     </w:p>
     <w:tbl>
@@ -1115,7 +1115,6 @@
           <w:ilvl w:val="0"/>
           <w:numId w:val="1001"/>
         </w:numPr>
-        <w:pStyle w:val="Compact"/>
       </w:pPr>
       <w:r>
         <w:t xml:space="preserve">____________ 2. ____________ 3. ____________ 4. ____________ 5. ____________</w:t>
@@ -1127,7 +1126,6 @@
           <w:ilvl w:val="0"/>
           <w:numId w:val="1001"/>
         </w:numPr>
-        <w:pStyle w:val="Compact"/>
       </w:pPr>
       <w:r>
         <w:t xml:space="preserve">____________ 7. ____________ 8. ____________ 9. ____________ 10. ____________</w:t>
